--- a/db/seed-assets/contract-templates/NVC/NVC-HD-02_Hop_dong_thiet_ke_thi_cong_EPC.docx
+++ b/db/seed-assets/contract-templates/NVC/NVC-HD-02_Hop_dong_thiet_ke_thi_cong_EPC.docx
@@ -143,7 +143,7 @@
                 <w:sz w:val="24"/>
                 <w:szCs w:val="24"/>
               </w:rPr>
-              <w:t xml:space="preserve">……………, ngày {ngay_ky_ngay} tháng {ngay_ky_thang} năm {ngay_ky_nam}</w:t>
+              <w:t xml:space="preserve">{o_1}, ngày {ngay_ky_ngay} tháng {ngay_ky_thang} năm {ngay_ky_nam}</w:t>
             </w:r>
           </w:p>
         </w:tc>
@@ -334,7 +334,7 @@
           <w:sz w:val="26"/>
           <w:szCs w:val="26"/>
         </w:rPr>
-        <w:t xml:space="preserve">Hôm nay, ngày {ngay_ky_ngay} tháng {ngay_ky_thang} năm {ngay_ky_nam}, tại ……………………………………, chúng tôi gồm:</w:t>
+        <w:t xml:space="preserve">Hôm nay, ngày {ngay_ky_ngay} tháng {ngay_ky_thang} năm {ngay_ky_nam}, tại {o_2}, chúng tôi gồm:</w:t>
       </w:r>
     </w:p>
     <w:p>
@@ -428,7 +428,7 @@
           <w:sz w:val="26"/>
           <w:szCs w:val="26"/>
         </w:rPr>
-        <w:t xml:space="preserve">(Theo Giấy ủy quyền số ……… ngày ……/……/……… – nếu người ký không phải đại diện theo pháp luật)</w:t>
+        <w:t xml:space="preserve">(Theo Giấy ủy quyền số {o_3} ngày {o_4} – nếu người ký không phải đại diện theo pháp luật)</w:t>
       </w:r>
     </w:p>
     <w:p>
@@ -552,7 +552,7 @@
           <w:sz w:val="26"/>
           <w:szCs w:val="26"/>
         </w:rPr>
-        <w:t xml:space="preserve">(Hoặc người được ủy quyền: ……………………… – Chức vụ: ……………… – theo Giấy ủy quyền số ……… ngày ……/……/………)</w:t>
+        <w:t xml:space="preserve">(Hoặc người được ủy quyền: {o_5} – Chức vụ: {o_6} – theo Giấy ủy quyền số {o_7} ngày {o_8})</w:t>
       </w:r>
     </w:p>
     <w:p>
@@ -631,7 +631,7 @@
           <w:sz w:val="26"/>
           <w:szCs w:val="26"/>
         </w:rPr>
-        <w:t xml:space="preserve">1.2. Bên B chịu trách nhiệm kiểm tra Yêu cầu của Chủ đầu tư trong vòng …… ngày kể từ ngày ký và thông báo các sai sót, mâu thuẫn. Sau thời hạn này, rủi ro do sai sót trong Yêu cầu của Chủ đầu tư mà một nhà thầu có kinh nghiệm có thể phát hiện được thuộc về Bên B, trừ dữ liệu do Bên A cam kết chính xác (số liệu khảo sát địa chất, mốc tọa độ, công suất thiết bị hiện hữu).</w:t>
+        <w:t xml:space="preserve">1.2. Bên B chịu trách nhiệm kiểm tra Yêu cầu của Chủ đầu tư trong vòng {o_9} ngày kể từ ngày ký và thông báo các sai sót, mâu thuẫn. Sau thời hạn này, rủi ro do sai sót trong Yêu cầu của Chủ đầu tư mà một nhà thầu có kinh nghiệm có thể phát hiện được thuộc về Bên B, trừ dữ liệu do Bên A cam kết chính xác (số liệu khảo sát địa chất, mốc tọa độ, công suất thiết bị hiện hữu).</w:t>
       </w:r>
     </w:p>
     <w:p>
@@ -663,7 +663,7 @@
           <w:sz w:val="26"/>
           <w:szCs w:val="26"/>
         </w:rPr>
-        <w:t xml:space="preserve">2.1. Thiết kế: khảo sát bổ sung (nếu cần); thiết kế ……… (cơ sở/kỹ thuật/bản vẽ thi công) các bộ môn kiến trúc, kết cấu, cơ điện (MEP), phòng cháy chữa cháy, hạ tầng; dự toán; hồ sơ trình thẩm định/xin phép.</w:t>
+        <w:t xml:space="preserve">2.1. Thiết kế: khảo sát bổ sung (nếu cần); thiết kế {o_10} (cơ sở/kỹ thuật/bản vẽ thi công) các bộ môn kiến trúc, kết cấu, cơ điện (MEP), phòng cháy chữa cháy, hạ tầng; dự toán; hồ sơ trình thẩm định/xin phép.</w:t>
       </w:r>
     </w:p>
     <w:p>
@@ -723,7 +723,7 @@
           <w:sz w:val="26"/>
           <w:szCs w:val="26"/>
         </w:rPr>
-        <w:t xml:space="preserve">2.4. Các công việc khác: thủ tục nghiệm thu phòng cháy chữa cháy, đấu nối hạ tầng ……… (ghi rõ bên nào chủ trì): ☐ Bên A ☐ Bên B.</w:t>
+        <w:t xml:space="preserve">2.4. Các công việc khác: thủ tục nghiệm thu phòng cháy chữa cháy, đấu nối hạ tầng {o_11} (ghi rõ bên nào chủ trì): ☐ Bên A ☐ Bên B.</w:t>
       </w:r>
     </w:p>
     <w:p>
@@ -755,7 +755,7 @@
           <w:sz w:val="26"/>
           <w:szCs w:val="26"/>
         </w:rPr>
-        <w:t xml:space="preserve">3.1. Bên B trình hồ sơ thiết kế theo từng giai đoạn. Bên A có ý kiến bằng văn bản trong vòng …… (mặc định: 10) ngày làm việc kể từ ngày nhận đủ hồ sơ; quá thời hạn không có ý kiến coi như chấp thuận về nguyên tắc.</w:t>
+        <w:t xml:space="preserve">3.1. Bên B trình hồ sơ thiết kế theo từng giai đoạn. Bên A có ý kiến bằng văn bản trong vòng {o_12}  ngày làm việc kể từ ngày nhận đủ hồ sơ; quá thời hạn không có ý kiến coi như chấp thuận về nguyên tắc.</w:t>
       </w:r>
     </w:p>
     <w:p>
@@ -811,30 +811,7 @@
         <w:jc w:val="both"/>
       </w:pPr>
       <w:r>
-        <w:rPr>
-          <w:rFonts w:ascii="Times New Roman" w:cs="Times New Roman" w:eastAsia="Times New Roman" w:hAnsi="Times New Roman"/>
-          <w:sz w:val="26"/>
-          <w:szCs w:val="26"/>
-        </w:rPr>
-        <w:t xml:space="preserve">☐ </w:t>
-      </w:r>
-      <w:r>
-        <w:rPr>
-          <w:rFonts w:ascii="Times New Roman" w:cs="Times New Roman" w:eastAsia="Times New Roman" w:hAnsi="Times New Roman"/>
-          <w:b/>
-          <w:bCs/>
-          <w:sz w:val="26"/>
-          <w:szCs w:val="26"/>
-        </w:rPr>
-        <w:t xml:space="preserve">Phương án A:</w:t>
-      </w:r>
-      <w:r>
-        <w:rPr>
-          <w:rFonts w:ascii="Times New Roman" w:cs="Times New Roman" w:eastAsia="Times New Roman" w:hAnsi="Times New Roman"/>
-          <w:sz w:val="26"/>
-          <w:szCs w:val="26"/>
-        </w:rPr>
-        <w:t xml:space="preserve"> Bên A có quyền sử dụng hồ sơ thiết kế cho công trình này, kể cả việc cải tạo, mở rộng sau này; Bên B giữ quyền tác giả.</w:t>
+        <w:t xml:space="preserve">{#pa_1_a}</w:t>
       </w:r>
     </w:p>
     <w:p>
@@ -853,167 +830,25 @@
           <w:sz w:val="26"/>
           <w:szCs w:val="26"/>
         </w:rPr>
-        <w:t xml:space="preserve">☐ </w:t>
-      </w:r>
-      <w:r>
-        <w:rPr>
-          <w:rFonts w:ascii="Times New Roman" w:cs="Times New Roman" w:eastAsia="Times New Roman" w:hAnsi="Times New Roman"/>
-          <w:b/>
-          <w:bCs/>
-          <w:sz w:val="26"/>
-          <w:szCs w:val="26"/>
-        </w:rPr>
-        <w:t xml:space="preserve">Phương án B:</w:t>
-      </w:r>
-      <w:r>
-        <w:rPr>
-          <w:rFonts w:ascii="Times New Roman" w:cs="Times New Roman" w:eastAsia="Times New Roman" w:hAnsi="Times New Roman"/>
-          <w:sz w:val="26"/>
-          <w:szCs w:val="26"/>
-        </w:rPr>
-        <w:t xml:space="preserve"> Bên A sở hữu toàn bộ hồ sơ thiết kế sau khi thanh toán đủ giá trị phần thiết kế.</w:t>
-      </w:r>
-    </w:p>
-    <w:p>
-      <w:pPr>
-        <w:pStyle w:val="Heading2"/>
-        <w:keepNext/>
-        <w:spacing w:after="80" w:before="200" w:line="288"/>
-        <w:jc w:val="both"/>
-      </w:pPr>
-      <w:r>
-        <w:rPr>
-          <w:rFonts w:ascii="Times New Roman" w:cs="Times New Roman" w:eastAsia="Times New Roman" w:hAnsi="Times New Roman"/>
-          <w:b/>
-          <w:bCs/>
-          <w:sz w:val="26"/>
-          <w:szCs w:val="26"/>
-        </w:rPr>
-        <w:t xml:space="preserve">Điều 4. Tiến độ</w:t>
-      </w:r>
-    </w:p>
-    <w:p>
-      <w:pPr>
-        <w:spacing w:after="80" w:before="40" w:line="288"/>
-        <w:jc w:val="both"/>
-      </w:pPr>
-      <w:r>
-        <w:rPr>
-          <w:rFonts w:ascii="Times New Roman" w:cs="Times New Roman" w:eastAsia="Times New Roman" w:hAnsi="Times New Roman"/>
-          <w:sz w:val="26"/>
-          <w:szCs w:val="26"/>
-        </w:rPr>
-        <w:t xml:space="preserve">4.1. Tổng thời gian thực hiện: …… ngày, trong đó: thiết kế …… ngày; cung cấp thiết bị …… ngày; thi công …… ngày; chạy thử, nghiệm thu …… ngày. Tiến độ chi tiết tại </w:t>
-      </w:r>
-      <w:r>
-        <w:rPr>
-          <w:rFonts w:ascii="Times New Roman" w:cs="Times New Roman" w:eastAsia="Times New Roman" w:hAnsi="Times New Roman"/>
-          <w:b/>
-          <w:bCs/>
-          <w:sz w:val="26"/>
-          <w:szCs w:val="26"/>
-        </w:rPr>
-        <w:t xml:space="preserve">Phụ lục 02</w:t>
-      </w:r>
-      <w:r>
-        <w:rPr>
-          <w:rFonts w:ascii="Times New Roman" w:cs="Times New Roman" w:eastAsia="Times New Roman" w:hAnsi="Times New Roman"/>
-          <w:sz w:val="26"/>
-          <w:szCs w:val="26"/>
-        </w:rPr>
-        <w:t xml:space="preserve">.</w:t>
-      </w:r>
-    </w:p>
-    <w:p>
-      <w:pPr>
-        <w:spacing w:after="80" w:before="40" w:line="288"/>
-        <w:jc w:val="both"/>
-      </w:pPr>
-      <w:r>
-        <w:rPr>
-          <w:rFonts w:ascii="Times New Roman" w:cs="Times New Roman" w:eastAsia="Times New Roman" w:hAnsi="Times New Roman"/>
-          <w:sz w:val="26"/>
-          <w:szCs w:val="26"/>
-        </w:rPr>
-        <w:t xml:space="preserve">4.2. Thời gian chờ Bên A phê duyệt thiết kế, cấp phép vượt quá thời hạn tại khoản 3.1 được gia hạn tương ứng.</w:t>
-      </w:r>
-    </w:p>
-    <w:p>
-      <w:pPr>
-        <w:spacing w:after="80" w:before="40" w:line="288"/>
-        <w:jc w:val="both"/>
-      </w:pPr>
-      <w:r>
-        <w:rPr>
-          <w:rFonts w:ascii="Times New Roman" w:cs="Times New Roman" w:eastAsia="Times New Roman" w:hAnsi="Times New Roman"/>
-          <w:sz w:val="26"/>
-          <w:szCs w:val="26"/>
-        </w:rPr>
-        <w:t xml:space="preserve">4.3. Các trường hợp gia hạn khác: như khoản 4.3 Hợp đồng thi công (mặt bằng, thanh toán chậm, phát sinh, bất khả kháng, tạm dừng theo yêu cầu Bên A).</w:t>
-      </w:r>
-    </w:p>
-    <w:p>
-      <w:pPr>
-        <w:pStyle w:val="Heading2"/>
-        <w:keepNext/>
-        <w:spacing w:after="80" w:before="200" w:line="288"/>
-        <w:jc w:val="both"/>
-      </w:pPr>
-      <w:r>
-        <w:rPr>
-          <w:rFonts w:ascii="Times New Roman" w:cs="Times New Roman" w:eastAsia="Times New Roman" w:hAnsi="Times New Roman"/>
-          <w:b/>
-          <w:bCs/>
-          <w:sz w:val="26"/>
-          <w:szCs w:val="26"/>
-        </w:rPr>
-        <w:t xml:space="preserve">Điều 5. Giá hợp đồng</w:t>
-      </w:r>
-    </w:p>
-    <w:p>
-      <w:pPr>
-        <w:spacing w:after="80" w:before="40" w:line="288"/>
-        <w:jc w:val="both"/>
-      </w:pPr>
-      <w:r>
-        <w:rPr>
-          <w:rFonts w:ascii="Times New Roman" w:cs="Times New Roman" w:eastAsia="Times New Roman" w:hAnsi="Times New Roman"/>
-          <w:sz w:val="26"/>
-          <w:szCs w:val="26"/>
-        </w:rPr>
-        <w:t xml:space="preserve">5.1. Giá hợp đồng: </w:t>
-      </w:r>
-      <w:r>
-        <w:rPr>
-          <w:rFonts w:ascii="Times New Roman" w:cs="Times New Roman" w:eastAsia="Times New Roman" w:hAnsi="Times New Roman"/>
-          <w:b/>
-          <w:bCs/>
-          <w:sz w:val="26"/>
-          <w:szCs w:val="26"/>
-        </w:rPr>
-        <w:t xml:space="preserve">{gia_tri}</w:t>
-      </w:r>
-      <w:r>
-        <w:rPr>
-          <w:rFonts w:ascii="Times New Roman" w:cs="Times New Roman" w:eastAsia="Times New Roman" w:hAnsi="Times New Roman"/>
-          <w:sz w:val="26"/>
-          <w:szCs w:val="26"/>
-        </w:rPr>
-        <w:t xml:space="preserve"> (Bằng chữ: {gia_tri_bang_chu}), [đã bao gồm/chưa bao gồm] thuế GTGT, gồm: chi phí thiết kế ………… đồng; chi phí thiết bị ………… đồng; chi phí thi công ………… đồng; chi phí khác ………… đồng.</w:t>
-      </w:r>
-    </w:p>
-    <w:p>
-      <w:pPr>
-        <w:spacing w:after="80" w:before="40" w:line="288"/>
-        <w:jc w:val="both"/>
-      </w:pPr>
-      <w:r>
-        <w:rPr>
-          <w:rFonts w:ascii="Times New Roman" w:cs="Times New Roman" w:eastAsia="Times New Roman" w:hAnsi="Times New Roman"/>
-          <w:sz w:val="26"/>
-          <w:szCs w:val="26"/>
-        </w:rPr>
-        <w:t xml:space="preserve">5.2. Hình thức giá:</w:t>
+        <w:t xml:space="preserve">{pa_1_a_o} </w:t>
+      </w:r>
+      <w:r>
+        <w:rPr>
+          <w:rFonts w:ascii="Times New Roman" w:cs="Times New Roman" w:eastAsia="Times New Roman" w:hAnsi="Times New Roman"/>
+          <w:b/>
+          <w:bCs/>
+          <w:sz w:val="26"/>
+          <w:szCs w:val="26"/>
+        </w:rPr>
+        <w:t xml:space="preserve">Phương án A:</w:t>
+      </w:r>
+      <w:r>
+        <w:rPr>
+          <w:rFonts w:ascii="Times New Roman" w:cs="Times New Roman" w:eastAsia="Times New Roman" w:hAnsi="Times New Roman"/>
+          <w:sz w:val="26"/>
+          <w:szCs w:val="26"/>
+        </w:rPr>
+        <w:t xml:space="preserve"> Bên A có quyền sử dụng hồ sơ thiết kế cho công trình này, kể cả việc cải tạo, mở rộng sau này; Bên B giữ quyền tác giả.</w:t>
       </w:r>
     </w:p>
     <w:p>
@@ -1027,48 +862,7 @@
         <w:jc w:val="both"/>
       </w:pPr>
       <w:r>
-        <w:rPr>
-          <w:rFonts w:ascii="Times New Roman" w:cs="Times New Roman" w:eastAsia="Times New Roman" w:hAnsi="Times New Roman"/>
-          <w:sz w:val="26"/>
-          <w:szCs w:val="26"/>
-        </w:rPr>
-        <w:t xml:space="preserve">☐ </w:t>
-      </w:r>
-      <w:r>
-        <w:rPr>
-          <w:rFonts w:ascii="Times New Roman" w:cs="Times New Roman" w:eastAsia="Times New Roman" w:hAnsi="Times New Roman"/>
-          <w:b/>
-          <w:bCs/>
-          <w:sz w:val="26"/>
-          <w:szCs w:val="26"/>
-        </w:rPr>
-        <w:t xml:space="preserve">Phương án A:</w:t>
-      </w:r>
-      <w:r>
-        <w:rPr>
-          <w:rFonts w:ascii="Times New Roman" w:cs="Times New Roman" w:eastAsia="Times New Roman" w:hAnsi="Times New Roman"/>
-          <w:sz w:val="26"/>
-          <w:szCs w:val="26"/>
-        </w:rPr>
-        <w:t xml:space="preserve"> </w:t>
-      </w:r>
-      <w:r>
-        <w:rPr>
-          <w:rFonts w:ascii="Times New Roman" w:cs="Times New Roman" w:eastAsia="Times New Roman" w:hAnsi="Times New Roman"/>
-          <w:b/>
-          <w:bCs/>
-          <w:sz w:val="26"/>
-          <w:szCs w:val="26"/>
-        </w:rPr>
-        <w:t xml:space="preserve">Trọn gói</w:t>
-      </w:r>
-      <w:r>
-        <w:rPr>
-          <w:rFonts w:ascii="Times New Roman" w:cs="Times New Roman" w:eastAsia="Times New Roman" w:hAnsi="Times New Roman"/>
-          <w:sz w:val="26"/>
-          <w:szCs w:val="26"/>
-        </w:rPr>
-        <w:t xml:space="preserve"> cho toàn bộ hợp đồng (thường dùng cho EPC). Bên B chịu rủi ro về khối lượng phát sinh từ thiết kế của chính mình.</w:t>
+        <w:t xml:space="preserve">{/pa_1_a}</w:t>
       </w:r>
     </w:p>
     <w:p>
@@ -1082,48 +876,7 @@
         <w:jc w:val="both"/>
       </w:pPr>
       <w:r>
-        <w:rPr>
-          <w:rFonts w:ascii="Times New Roman" w:cs="Times New Roman" w:eastAsia="Times New Roman" w:hAnsi="Times New Roman"/>
-          <w:sz w:val="26"/>
-          <w:szCs w:val="26"/>
-        </w:rPr>
-        <w:t xml:space="preserve">☐ </w:t>
-      </w:r>
-      <w:r>
-        <w:rPr>
-          <w:rFonts w:ascii="Times New Roman" w:cs="Times New Roman" w:eastAsia="Times New Roman" w:hAnsi="Times New Roman"/>
-          <w:b/>
-          <w:bCs/>
-          <w:sz w:val="26"/>
-          <w:szCs w:val="26"/>
-        </w:rPr>
-        <w:t xml:space="preserve">Phương án B:</w:t>
-      </w:r>
-      <w:r>
-        <w:rPr>
-          <w:rFonts w:ascii="Times New Roman" w:cs="Times New Roman" w:eastAsia="Times New Roman" w:hAnsi="Times New Roman"/>
-          <w:sz w:val="26"/>
-          <w:szCs w:val="26"/>
-        </w:rPr>
-        <w:t xml:space="preserve"> </w:t>
-      </w:r>
-      <w:r>
-        <w:rPr>
-          <w:rFonts w:ascii="Times New Roman" w:cs="Times New Roman" w:eastAsia="Times New Roman" w:hAnsi="Times New Roman"/>
-          <w:b/>
-          <w:bCs/>
-          <w:sz w:val="26"/>
-          <w:szCs w:val="26"/>
-        </w:rPr>
-        <w:t xml:space="preserve">Hỗn hợp:</w:t>
-      </w:r>
-      <w:r>
-        <w:rPr>
-          <w:rFonts w:ascii="Times New Roman" w:cs="Times New Roman" w:eastAsia="Times New Roman" w:hAnsi="Times New Roman"/>
-          <w:sz w:val="26"/>
-          <w:szCs w:val="26"/>
-        </w:rPr>
-        <w:t xml:space="preserve"> trọn gói cho phần thiết kế và thiết bị; đơn giá cố định cho phần thi công (phần nền móng có khối lượng chưa xác định chính xác).</w:t>
+        <w:t xml:space="preserve">{#pa_1_b}</w:t>
       </w:r>
     </w:p>
     <w:p>
@@ -1142,57 +895,39 @@
           <w:sz w:val="26"/>
           <w:szCs w:val="26"/>
         </w:rPr>
-        <w:t xml:space="preserve">☐ </w:t>
-      </w:r>
-      <w:r>
-        <w:rPr>
-          <w:rFonts w:ascii="Times New Roman" w:cs="Times New Roman" w:eastAsia="Times New Roman" w:hAnsi="Times New Roman"/>
-          <w:b/>
-          <w:bCs/>
-          <w:sz w:val="26"/>
-          <w:szCs w:val="26"/>
-        </w:rPr>
-        <w:t xml:space="preserve">Phương án C:</w:t>
-      </w:r>
-      <w:r>
-        <w:rPr>
-          <w:rFonts w:ascii="Times New Roman" w:cs="Times New Roman" w:eastAsia="Times New Roman" w:hAnsi="Times New Roman"/>
-          <w:sz w:val="26"/>
-          <w:szCs w:val="26"/>
-        </w:rPr>
-        <w:t xml:space="preserve"> </w:t>
-      </w:r>
-      <w:r>
-        <w:rPr>
-          <w:rFonts w:ascii="Times New Roman" w:cs="Times New Roman" w:eastAsia="Times New Roman" w:hAnsi="Times New Roman"/>
-          <w:b/>
-          <w:bCs/>
-          <w:sz w:val="26"/>
-          <w:szCs w:val="26"/>
-        </w:rPr>
-        <w:t xml:space="preserve">Chi phí cộng phí</w:t>
-      </w:r>
-      <w:r>
-        <w:rPr>
-          <w:rFonts w:ascii="Times New Roman" w:cs="Times New Roman" w:eastAsia="Times New Roman" w:hAnsi="Times New Roman"/>
-          <w:sz w:val="26"/>
-          <w:szCs w:val="26"/>
-        </w:rPr>
-        <w:t xml:space="preserve"> cho hạng mục ………… (khi chưa đủ dữ liệu để chốt giá).</w:t>
-      </w:r>
-    </w:p>
-    <w:p>
-      <w:pPr>
-        <w:spacing w:after="80" w:before="40" w:line="288"/>
-        <w:jc w:val="both"/>
-      </w:pPr>
-      <w:r>
-        <w:rPr>
-          <w:rFonts w:ascii="Times New Roman" w:cs="Times New Roman" w:eastAsia="Times New Roman" w:hAnsi="Times New Roman"/>
-          <w:sz w:val="26"/>
-          <w:szCs w:val="26"/>
-        </w:rPr>
-        <w:t xml:space="preserve">5.3. Khoản tạm tính (Provisional Sum) cho các hạng mục: ……… giá trị ……… đồng, chỉ được thanh toán theo thực tế khi Bên A chấp thuận.</w:t>
+        <w:t xml:space="preserve">{pa_1_b_o} </w:t>
+      </w:r>
+      <w:r>
+        <w:rPr>
+          <w:rFonts w:ascii="Times New Roman" w:cs="Times New Roman" w:eastAsia="Times New Roman" w:hAnsi="Times New Roman"/>
+          <w:b/>
+          <w:bCs/>
+          <w:sz w:val="26"/>
+          <w:szCs w:val="26"/>
+        </w:rPr>
+        <w:t xml:space="preserve">Phương án B:</w:t>
+      </w:r>
+      <w:r>
+        <w:rPr>
+          <w:rFonts w:ascii="Times New Roman" w:cs="Times New Roman" w:eastAsia="Times New Roman" w:hAnsi="Times New Roman"/>
+          <w:sz w:val="26"/>
+          <w:szCs w:val="26"/>
+        </w:rPr>
+        <w:t xml:space="preserve"> Bên A sở hữu toàn bộ hồ sơ thiết kế sau khi thanh toán đủ giá trị phần thiết kế.</w:t>
+      </w:r>
+    </w:p>
+    <w:p>
+      <w:pPr>
+        <w:pBdr>
+          <w:left w:val="single" w:color="4F81BD" w:sz="18" w:space="6"/>
+        </w:pBdr>
+        <w:shd w:fill="EAF1FB" w:color="auto" w:val="clear"/>
+        <w:spacing w:after="40" w:before="20" w:line="288"/>
+        <w:ind w:left="360"/>
+        <w:jc w:val="both"/>
+      </w:pPr>
+      <w:r>
+        <w:t xml:space="preserve">{/pa_1_b}</w:t>
       </w:r>
     </w:p>
     <w:p>
@@ -1210,6 +945,411 @@
           <w:sz w:val="26"/>
           <w:szCs w:val="26"/>
         </w:rPr>
+        <w:t xml:space="preserve">Điều 4. Tiến độ</w:t>
+      </w:r>
+    </w:p>
+    <w:p>
+      <w:pPr>
+        <w:spacing w:after="80" w:before="40" w:line="288"/>
+        <w:jc w:val="both"/>
+      </w:pPr>
+      <w:r>
+        <w:rPr>
+          <w:rFonts w:ascii="Times New Roman" w:cs="Times New Roman" w:eastAsia="Times New Roman" w:hAnsi="Times New Roman"/>
+          <w:sz w:val="26"/>
+          <w:szCs w:val="26"/>
+        </w:rPr>
+        <w:t xml:space="preserve">4.1. Tổng thời gian thực hiện: {o_13} ngày, trong đó: thiết kế {o_14} ngày; cung cấp thiết bị {o_15} ngày; thi công {o_16} ngày; chạy thử, nghiệm thu {o_17} ngày. Tiến độ chi tiết tại </w:t>
+      </w:r>
+      <w:r>
+        <w:rPr>
+          <w:rFonts w:ascii="Times New Roman" w:cs="Times New Roman" w:eastAsia="Times New Roman" w:hAnsi="Times New Roman"/>
+          <w:b/>
+          <w:bCs/>
+          <w:sz w:val="26"/>
+          <w:szCs w:val="26"/>
+        </w:rPr>
+        <w:t xml:space="preserve">Phụ lục 02</w:t>
+      </w:r>
+      <w:r>
+        <w:rPr>
+          <w:rFonts w:ascii="Times New Roman" w:cs="Times New Roman" w:eastAsia="Times New Roman" w:hAnsi="Times New Roman"/>
+          <w:sz w:val="26"/>
+          <w:szCs w:val="26"/>
+        </w:rPr>
+        <w:t xml:space="preserve">.</w:t>
+      </w:r>
+    </w:p>
+    <w:p>
+      <w:pPr>
+        <w:spacing w:after="80" w:before="40" w:line="288"/>
+        <w:jc w:val="both"/>
+      </w:pPr>
+      <w:r>
+        <w:rPr>
+          <w:rFonts w:ascii="Times New Roman" w:cs="Times New Roman" w:eastAsia="Times New Roman" w:hAnsi="Times New Roman"/>
+          <w:sz w:val="26"/>
+          <w:szCs w:val="26"/>
+        </w:rPr>
+        <w:t xml:space="preserve">4.2. Thời gian chờ Bên A phê duyệt thiết kế, cấp phép vượt quá thời hạn tại khoản 3.1 được gia hạn tương ứng.</w:t>
+      </w:r>
+    </w:p>
+    <w:p>
+      <w:pPr>
+        <w:spacing w:after="80" w:before="40" w:line="288"/>
+        <w:jc w:val="both"/>
+      </w:pPr>
+      <w:r>
+        <w:rPr>
+          <w:rFonts w:ascii="Times New Roman" w:cs="Times New Roman" w:eastAsia="Times New Roman" w:hAnsi="Times New Roman"/>
+          <w:sz w:val="26"/>
+          <w:szCs w:val="26"/>
+        </w:rPr>
+        <w:t xml:space="preserve">4.3. Các trường hợp gia hạn khác: như khoản 4.3 Hợp đồng thi công (mặt bằng, thanh toán chậm, phát sinh, bất khả kháng, tạm dừng theo yêu cầu Bên A).</w:t>
+      </w:r>
+    </w:p>
+    <w:p>
+      <w:pPr>
+        <w:pStyle w:val="Heading2"/>
+        <w:keepNext/>
+        <w:spacing w:after="80" w:before="200" w:line="288"/>
+        <w:jc w:val="both"/>
+      </w:pPr>
+      <w:r>
+        <w:rPr>
+          <w:rFonts w:ascii="Times New Roman" w:cs="Times New Roman" w:eastAsia="Times New Roman" w:hAnsi="Times New Roman"/>
+          <w:b/>
+          <w:bCs/>
+          <w:sz w:val="26"/>
+          <w:szCs w:val="26"/>
+        </w:rPr>
+        <w:t xml:space="preserve">Điều 5. Giá hợp đồng</w:t>
+      </w:r>
+    </w:p>
+    <w:p>
+      <w:pPr>
+        <w:spacing w:after="80" w:before="40" w:line="288"/>
+        <w:jc w:val="both"/>
+      </w:pPr>
+      <w:r>
+        <w:rPr>
+          <w:rFonts w:ascii="Times New Roman" w:cs="Times New Roman" w:eastAsia="Times New Roman" w:hAnsi="Times New Roman"/>
+          <w:sz w:val="26"/>
+          <w:szCs w:val="26"/>
+        </w:rPr>
+        <w:t xml:space="preserve">5.1. Giá hợp đồng: </w:t>
+      </w:r>
+      <w:r>
+        <w:rPr>
+          <w:rFonts w:ascii="Times New Roman" w:cs="Times New Roman" w:eastAsia="Times New Roman" w:hAnsi="Times New Roman"/>
+          <w:b/>
+          <w:bCs/>
+          <w:sz w:val="26"/>
+          <w:szCs w:val="26"/>
+        </w:rPr>
+        <w:t xml:space="preserve">{gia_tri}</w:t>
+      </w:r>
+      <w:r>
+        <w:rPr>
+          <w:rFonts w:ascii="Times New Roman" w:cs="Times New Roman" w:eastAsia="Times New Roman" w:hAnsi="Times New Roman"/>
+          <w:sz w:val="26"/>
+          <w:szCs w:val="26"/>
+        </w:rPr>
+        <w:t xml:space="preserve"> (Bằng chữ: {gia_tri_bang_chu}), {c_1} thuế GTGT, gồm: chi phí thiết kế {o_18} đồng; chi phí thiết bị {o_19} đồng; chi phí thi công {o_20} đồng; chi phí khác {o_21} đồng.</w:t>
+      </w:r>
+    </w:p>
+    <w:p>
+      <w:pPr>
+        <w:spacing w:after="80" w:before="40" w:line="288"/>
+        <w:jc w:val="both"/>
+      </w:pPr>
+      <w:r>
+        <w:rPr>
+          <w:rFonts w:ascii="Times New Roman" w:cs="Times New Roman" w:eastAsia="Times New Roman" w:hAnsi="Times New Roman"/>
+          <w:sz w:val="26"/>
+          <w:szCs w:val="26"/>
+        </w:rPr>
+        <w:t xml:space="preserve">5.2. Hình thức giá:</w:t>
+      </w:r>
+    </w:p>
+    <w:p>
+      <w:pPr>
+        <w:pBdr>
+          <w:left w:val="single" w:color="4F81BD" w:sz="18" w:space="6"/>
+        </w:pBdr>
+        <w:shd w:fill="EAF1FB" w:color="auto" w:val="clear"/>
+        <w:spacing w:after="40" w:before="20" w:line="288"/>
+        <w:ind w:left="360"/>
+        <w:jc w:val="both"/>
+      </w:pPr>
+      <w:r>
+        <w:t xml:space="preserve">{#pa_2_a}</w:t>
+      </w:r>
+    </w:p>
+    <w:p>
+      <w:pPr>
+        <w:pBdr>
+          <w:left w:val="single" w:color="4F81BD" w:sz="18" w:space="6"/>
+        </w:pBdr>
+        <w:shd w:fill="EAF1FB" w:color="auto" w:val="clear"/>
+        <w:spacing w:after="40" w:before="20" w:line="288"/>
+        <w:ind w:left="360"/>
+        <w:jc w:val="both"/>
+      </w:pPr>
+      <w:r>
+        <w:rPr>
+          <w:rFonts w:ascii="Times New Roman" w:cs="Times New Roman" w:eastAsia="Times New Roman" w:hAnsi="Times New Roman"/>
+          <w:sz w:val="26"/>
+          <w:szCs w:val="26"/>
+        </w:rPr>
+        <w:t xml:space="preserve">{pa_2_a_o} </w:t>
+      </w:r>
+      <w:r>
+        <w:rPr>
+          <w:rFonts w:ascii="Times New Roman" w:cs="Times New Roman" w:eastAsia="Times New Roman" w:hAnsi="Times New Roman"/>
+          <w:b/>
+          <w:bCs/>
+          <w:sz w:val="26"/>
+          <w:szCs w:val="26"/>
+        </w:rPr>
+        <w:t xml:space="preserve">Phương án A:</w:t>
+      </w:r>
+      <w:r>
+        <w:rPr>
+          <w:rFonts w:ascii="Times New Roman" w:cs="Times New Roman" w:eastAsia="Times New Roman" w:hAnsi="Times New Roman"/>
+          <w:sz w:val="26"/>
+          <w:szCs w:val="26"/>
+        </w:rPr>
+        <w:t xml:space="preserve"> </w:t>
+      </w:r>
+      <w:r>
+        <w:rPr>
+          <w:rFonts w:ascii="Times New Roman" w:cs="Times New Roman" w:eastAsia="Times New Roman" w:hAnsi="Times New Roman"/>
+          <w:b/>
+          <w:bCs/>
+          <w:sz w:val="26"/>
+          <w:szCs w:val="26"/>
+        </w:rPr>
+        <w:t xml:space="preserve">Trọn gói</w:t>
+      </w:r>
+      <w:r>
+        <w:rPr>
+          <w:rFonts w:ascii="Times New Roman" w:cs="Times New Roman" w:eastAsia="Times New Roman" w:hAnsi="Times New Roman"/>
+          <w:sz w:val="26"/>
+          <w:szCs w:val="26"/>
+        </w:rPr>
+        <w:t xml:space="preserve"> cho toàn bộ hợp đồng (thường dùng cho EPC). Bên B chịu rủi ro về khối lượng phát sinh từ thiết kế của chính mình.</w:t>
+      </w:r>
+    </w:p>
+    <w:p>
+      <w:pPr>
+        <w:pBdr>
+          <w:left w:val="single" w:color="4F81BD" w:sz="18" w:space="6"/>
+        </w:pBdr>
+        <w:shd w:fill="EAF1FB" w:color="auto" w:val="clear"/>
+        <w:spacing w:after="40" w:before="20" w:line="288"/>
+        <w:ind w:left="360"/>
+        <w:jc w:val="both"/>
+      </w:pPr>
+      <w:r>
+        <w:t xml:space="preserve">{/pa_2_a}</w:t>
+      </w:r>
+    </w:p>
+    <w:p>
+      <w:pPr>
+        <w:pBdr>
+          <w:left w:val="single" w:color="4F81BD" w:sz="18" w:space="6"/>
+        </w:pBdr>
+        <w:shd w:fill="EAF1FB" w:color="auto" w:val="clear"/>
+        <w:spacing w:after="40" w:before="20" w:line="288"/>
+        <w:ind w:left="360"/>
+        <w:jc w:val="both"/>
+      </w:pPr>
+      <w:r>
+        <w:t xml:space="preserve">{#pa_2_b}</w:t>
+      </w:r>
+    </w:p>
+    <w:p>
+      <w:pPr>
+        <w:pBdr>
+          <w:left w:val="single" w:color="4F81BD" w:sz="18" w:space="6"/>
+        </w:pBdr>
+        <w:shd w:fill="EAF1FB" w:color="auto" w:val="clear"/>
+        <w:spacing w:after="40" w:before="20" w:line="288"/>
+        <w:ind w:left="360"/>
+        <w:jc w:val="both"/>
+      </w:pPr>
+      <w:r>
+        <w:rPr>
+          <w:rFonts w:ascii="Times New Roman" w:cs="Times New Roman" w:eastAsia="Times New Roman" w:hAnsi="Times New Roman"/>
+          <w:sz w:val="26"/>
+          <w:szCs w:val="26"/>
+        </w:rPr>
+        <w:t xml:space="preserve">{pa_2_b_o} </w:t>
+      </w:r>
+      <w:r>
+        <w:rPr>
+          <w:rFonts w:ascii="Times New Roman" w:cs="Times New Roman" w:eastAsia="Times New Roman" w:hAnsi="Times New Roman"/>
+          <w:b/>
+          <w:bCs/>
+          <w:sz w:val="26"/>
+          <w:szCs w:val="26"/>
+        </w:rPr>
+        <w:t xml:space="preserve">Phương án B:</w:t>
+      </w:r>
+      <w:r>
+        <w:rPr>
+          <w:rFonts w:ascii="Times New Roman" w:cs="Times New Roman" w:eastAsia="Times New Roman" w:hAnsi="Times New Roman"/>
+          <w:sz w:val="26"/>
+          <w:szCs w:val="26"/>
+        </w:rPr>
+        <w:t xml:space="preserve"> </w:t>
+      </w:r>
+      <w:r>
+        <w:rPr>
+          <w:rFonts w:ascii="Times New Roman" w:cs="Times New Roman" w:eastAsia="Times New Roman" w:hAnsi="Times New Roman"/>
+          <w:b/>
+          <w:bCs/>
+          <w:sz w:val="26"/>
+          <w:szCs w:val="26"/>
+        </w:rPr>
+        <w:t xml:space="preserve">Hỗn hợp:</w:t>
+      </w:r>
+      <w:r>
+        <w:rPr>
+          <w:rFonts w:ascii="Times New Roman" w:cs="Times New Roman" w:eastAsia="Times New Roman" w:hAnsi="Times New Roman"/>
+          <w:sz w:val="26"/>
+          <w:szCs w:val="26"/>
+        </w:rPr>
+        <w:t xml:space="preserve"> trọn gói cho phần thiết kế và thiết bị; đơn giá cố định cho phần thi công (phần nền móng có khối lượng chưa xác định chính xác).</w:t>
+      </w:r>
+    </w:p>
+    <w:p>
+      <w:pPr>
+        <w:pBdr>
+          <w:left w:val="single" w:color="4F81BD" w:sz="18" w:space="6"/>
+        </w:pBdr>
+        <w:shd w:fill="EAF1FB" w:color="auto" w:val="clear"/>
+        <w:spacing w:after="40" w:before="20" w:line="288"/>
+        <w:ind w:left="360"/>
+        <w:jc w:val="both"/>
+      </w:pPr>
+      <w:r>
+        <w:t xml:space="preserve">{/pa_2_b}</w:t>
+      </w:r>
+    </w:p>
+    <w:p>
+      <w:pPr>
+        <w:pBdr>
+          <w:left w:val="single" w:color="4F81BD" w:sz="18" w:space="6"/>
+        </w:pBdr>
+        <w:shd w:fill="EAF1FB" w:color="auto" w:val="clear"/>
+        <w:spacing w:after="40" w:before="20" w:line="288"/>
+        <w:ind w:left="360"/>
+        <w:jc w:val="both"/>
+      </w:pPr>
+      <w:r>
+        <w:t xml:space="preserve">{#pa_2_c}</w:t>
+      </w:r>
+    </w:p>
+    <w:p>
+      <w:pPr>
+        <w:pBdr>
+          <w:left w:val="single" w:color="4F81BD" w:sz="18" w:space="6"/>
+        </w:pBdr>
+        <w:shd w:fill="EAF1FB" w:color="auto" w:val="clear"/>
+        <w:spacing w:after="40" w:before="20" w:line="288"/>
+        <w:ind w:left="360"/>
+        <w:jc w:val="both"/>
+      </w:pPr>
+      <w:r>
+        <w:rPr>
+          <w:rFonts w:ascii="Times New Roman" w:cs="Times New Roman" w:eastAsia="Times New Roman" w:hAnsi="Times New Roman"/>
+          <w:sz w:val="26"/>
+          <w:szCs w:val="26"/>
+        </w:rPr>
+        <w:t xml:space="preserve">{pa_2_c_o} </w:t>
+      </w:r>
+      <w:r>
+        <w:rPr>
+          <w:rFonts w:ascii="Times New Roman" w:cs="Times New Roman" w:eastAsia="Times New Roman" w:hAnsi="Times New Roman"/>
+          <w:b/>
+          <w:bCs/>
+          <w:sz w:val="26"/>
+          <w:szCs w:val="26"/>
+        </w:rPr>
+        <w:t xml:space="preserve">Phương án C:</w:t>
+      </w:r>
+      <w:r>
+        <w:rPr>
+          <w:rFonts w:ascii="Times New Roman" w:cs="Times New Roman" w:eastAsia="Times New Roman" w:hAnsi="Times New Roman"/>
+          <w:sz w:val="26"/>
+          <w:szCs w:val="26"/>
+        </w:rPr>
+        <w:t xml:space="preserve"> </w:t>
+      </w:r>
+      <w:r>
+        <w:rPr>
+          <w:rFonts w:ascii="Times New Roman" w:cs="Times New Roman" w:eastAsia="Times New Roman" w:hAnsi="Times New Roman"/>
+          <w:b/>
+          <w:bCs/>
+          <w:sz w:val="26"/>
+          <w:szCs w:val="26"/>
+        </w:rPr>
+        <w:t xml:space="preserve">Chi phí cộng phí</w:t>
+      </w:r>
+      <w:r>
+        <w:rPr>
+          <w:rFonts w:ascii="Times New Roman" w:cs="Times New Roman" w:eastAsia="Times New Roman" w:hAnsi="Times New Roman"/>
+          <w:sz w:val="26"/>
+          <w:szCs w:val="26"/>
+        </w:rPr>
+        <w:t xml:space="preserve"> cho hạng mục {o_22} (khi chưa đủ dữ liệu để chốt giá).</w:t>
+      </w:r>
+    </w:p>
+    <w:p>
+      <w:pPr>
+        <w:pBdr>
+          <w:left w:val="single" w:color="4F81BD" w:sz="18" w:space="6"/>
+        </w:pBdr>
+        <w:shd w:fill="EAF1FB" w:color="auto" w:val="clear"/>
+        <w:spacing w:after="40" w:before="20" w:line="288"/>
+        <w:ind w:left="360"/>
+        <w:jc w:val="both"/>
+      </w:pPr>
+      <w:r>
+        <w:t xml:space="preserve">{/pa_2_c}</w:t>
+      </w:r>
+    </w:p>
+    <w:p>
+      <w:pPr>
+        <w:spacing w:after="80" w:before="40" w:line="288"/>
+        <w:jc w:val="both"/>
+      </w:pPr>
+      <w:r>
+        <w:rPr>
+          <w:rFonts w:ascii="Times New Roman" w:cs="Times New Roman" w:eastAsia="Times New Roman" w:hAnsi="Times New Roman"/>
+          <w:sz w:val="26"/>
+          <w:szCs w:val="26"/>
+        </w:rPr>
+        <w:t xml:space="preserve">5.3. Khoản tạm tính (Provisional Sum) cho các hạng mục: {o_23} giá trị {o_24} đồng, chỉ được thanh toán theo thực tế khi Bên A chấp thuận.</w:t>
+      </w:r>
+    </w:p>
+    <w:p>
+      <w:pPr>
+        <w:pStyle w:val="Heading2"/>
+        <w:keepNext/>
+        <w:spacing w:after="80" w:before="200" w:line="288"/>
+        <w:jc w:val="both"/>
+      </w:pPr>
+      <w:r>
+        <w:rPr>
+          <w:rFonts w:ascii="Times New Roman" w:cs="Times New Roman" w:eastAsia="Times New Roman" w:hAnsi="Times New Roman"/>
+          <w:b/>
+          <w:bCs/>
+          <w:sz w:val="26"/>
+          <w:szCs w:val="26"/>
+        </w:rPr>
         <w:t xml:space="preserve">Điều 6. Tạm ứng</w:t>
       </w:r>
     </w:p>
@@ -1224,7 +1364,7 @@
           <w:sz w:val="26"/>
           <w:szCs w:val="26"/>
         </w:rPr>
-        <w:t xml:space="preserve">6.1. Tạm ứng …… % giá hợp đồng (mặc định: 10% – 15%; thiết bị nhập khẩu có thể đến …… % giá trị thiết bị theo tiến độ mở L/C/đặt hàng), thực hiện sau khi Bên B nộp bảo lãnh tạm ứng tương ứng.</w:t>
+        <w:t xml:space="preserve">6.1. Tạm ứng {o_25} % giá hợp đồng (mặc định: 10% – 15%; thiết bị nhập khẩu có thể đến {o_26} % giá trị thiết bị theo tiến độ mở L/C/đặt hàng), thực hiện sau khi Bên B nộp bảo lãnh tạm ứng tương ứng.</w:t>
       </w:r>
     </w:p>
     <w:p>
@@ -1581,7 +1721,7 @@
           <w:sz w:val="26"/>
           <w:szCs w:val="26"/>
         </w:rPr>
-        <w:t xml:space="preserve">7.1. Hồ sơ thanh toán, thời hạn và lãi chậm trả: như Điều 7 Hợp đồng thi công (thanh toán trong vòng …… ngày kể từ ngày nhận đủ hồ sơ hợp lệ; lãi chậm trả …… %/năm).</w:t>
+        <w:t xml:space="preserve">7.1. Hồ sơ thanh toán, thời hạn và lãi chậm trả: như Điều 7 Hợp đồng thi công (thanh toán trong vòng {o_27} ngày kể từ ngày nhận đủ hồ sơ hợp lệ; lãi chậm trả {o_28} %/năm).</w:t>
       </w:r>
     </w:p>
     <w:p>
@@ -1613,7 +1753,7 @@
           <w:sz w:val="26"/>
           <w:szCs w:val="26"/>
         </w:rPr>
-        <w:t xml:space="preserve">8.1. Bên A có quyền yêu cầu thay đổi phạm vi, thiết kế bằng lệnh thay đổi. Bên B đề xuất giá, tiến độ trong vòng …… ngày.</w:t>
+        <w:t xml:space="preserve">8.1. Bên A có quyền yêu cầu thay đổi phạm vi, thiết kế bằng lệnh thay đổi. Bên B đề xuất giá, tiến độ trong vòng {o_29} ngày.</w:t>
       </w:r>
     </w:p>
     <w:p>
@@ -1645,7 +1785,7 @@
           <w:sz w:val="26"/>
           <w:szCs w:val="26"/>
         </w:rPr>
-        <w:t xml:space="preserve"> (value engineering). Phần tiết kiệm được chia: Bên A …… % – Bên B …… %.</w:t>
+        <w:t xml:space="preserve"> (value engineering). Phần tiết kiệm được chia: Bên A {o_30} % – Bên B {o_31} %.</w:t>
       </w:r>
     </w:p>
     <w:p>
@@ -1691,7 +1831,7 @@
           <w:sz w:val="26"/>
           <w:szCs w:val="26"/>
         </w:rPr>
-        <w:t xml:space="preserve">9.1. Bên B nộp bảo lãnh thực hiện hợp đồng …… % giá hợp đồng (từ 2% đến 10%; mặc định 10% với EPC), hiệu lực đến khi nghiệm thu hoàn thành và chuyển sang bảo lãnh bảo hành.</w:t>
+        <w:t xml:space="preserve">9.1. Bên B nộp bảo lãnh thực hiện hợp đồng {o_32} % giá hợp đồng (từ 2% đến 10%; mặc định 10% với EPC), hiệu lực đến khi nghiệm thu hoàn thành và chuyển sang bảo lãnh bảo hành.</w:t>
       </w:r>
     </w:p>
     <w:p>
@@ -1751,7 +1891,7 @@
           <w:sz w:val="26"/>
           <w:szCs w:val="26"/>
         </w:rPr>
-        <w:t xml:space="preserve">10.2. Chỉ tiêu bảo đảm (công suất, tiêu hao …) nêu tại Phụ lục 05. Không đạt chỉ tiêu: Bên B khắc phục trong …… ngày; nếu vẫn không đạt, chịu khoản thiệt hại định trước …… % giá trị thiết bị cho mỗi 1% công suất thiếu hụt, tối đa …… %.</w:t>
+        <w:t xml:space="preserve">10.2. Chỉ tiêu bảo đảm (công suất, tiêu hao {o_33}) nêu tại Phụ lục 05. Không đạt chỉ tiêu: Bên B khắc phục trong {o_34} ngày; nếu vẫn không đạt, chịu khoản thiệt hại định trước {o_35} % giá trị thiết bị cho mỗi 1% công suất thiếu hụt, tối đa {o_36} %.</w:t>
       </w:r>
     </w:p>
     <w:p>
@@ -1931,21 +2071,21 @@
           <w:sz w:val="26"/>
           <w:szCs w:val="26"/>
         </w:rPr>
-        <w:t xml:space="preserve">13.1. Bảo hành công trình: …… tháng (mặc định 24 tháng với cấp đặc biệt, cấp I; 12 tháng với cấp khác) kể từ ngày nghiệm thu hoàn thành. Thiết bị: theo bảo hành của nhà sản xuất nhưng không ít hơn …… tháng.</w:t>
-      </w:r>
-    </w:p>
-    <w:p>
-      <w:pPr>
-        <w:spacing w:after="80" w:before="40" w:line="288"/>
-        <w:jc w:val="both"/>
-      </w:pPr>
-      <w:r>
-        <w:rPr>
-          <w:rFonts w:ascii="Times New Roman" w:cs="Times New Roman" w:eastAsia="Times New Roman" w:hAnsi="Times New Roman"/>
-          <w:sz w:val="26"/>
-          <w:szCs w:val="26"/>
-        </w:rPr>
-        <w:t xml:space="preserve">13.2. Mức bảo đảm bảo hành: …… % giá hợp đồng (mặc định 3% hoặc 5%), bằng ☐ giữ lại tiền ☐ bảo lãnh ngân hàng.</w:t>
+        <w:t xml:space="preserve">13.1. Bảo hành công trình: {o_37} tháng (mặc định 24 tháng với cấp đặc biệt, cấp I; 12 tháng với cấp khác) kể từ ngày nghiệm thu hoàn thành. Thiết bị: theo bảo hành của nhà sản xuất nhưng không ít hơn {o_38} tháng.</w:t>
+      </w:r>
+    </w:p>
+    <w:p>
+      <w:pPr>
+        <w:spacing w:after="80" w:before="40" w:line="288"/>
+        <w:jc w:val="both"/>
+      </w:pPr>
+      <w:r>
+        <w:rPr>
+          <w:rFonts w:ascii="Times New Roman" w:cs="Times New Roman" w:eastAsia="Times New Roman" w:hAnsi="Times New Roman"/>
+          <w:sz w:val="26"/>
+          <w:szCs w:val="26"/>
+        </w:rPr>
+        <w:t xml:space="preserve">13.2. Mức bảo đảm bảo hành: {o_39} % giá hợp đồng (mặc định 3% hoặc 5%), bằng ☐ giữ lại tiền ☐ bảo lãnh ngân hàng.</w:t>
       </w:r>
     </w:p>
     <w:p>
@@ -1977,7 +2117,7 @@
           <w:sz w:val="26"/>
           <w:szCs w:val="26"/>
         </w:rPr>
-        <w:t xml:space="preserve">14.1. Phạt chậm hoàn thành: …… % giá hợp đồng/ngày (mặc định 0,05%–0,1%), tối đa …… % (mặc định 10%; không quá 12% với dự án đầu tư công/PPP).</w:t>
+        <w:t xml:space="preserve">14.1. Phạt chậm hoàn thành: {o_40} % giá hợp đồng/ngày (mặc định 0,05%–0,1%), tối đa {o_41} %.</w:t>
       </w:r>
     </w:p>
     <w:p>
@@ -2005,21 +2145,21 @@
           <w:sz w:val="26"/>
           <w:szCs w:val="26"/>
         </w:rPr>
-        <w:t xml:space="preserve">14.3. Tổng trách nhiệm của Bên B (phạt và bồi thường) không vượt quá …… % giá hợp đồng, trừ trường hợp cố ý, gian dối, gây thiệt hại tính mạng sức khỏe.</w:t>
-      </w:r>
-    </w:p>
-    <w:p>
-      <w:pPr>
-        <w:spacing w:after="80" w:before="40" w:line="288"/>
-        <w:jc w:val="both"/>
-      </w:pPr>
-      <w:r>
-        <w:rPr>
-          <w:rFonts w:ascii="Times New Roman" w:cs="Times New Roman" w:eastAsia="Times New Roman" w:hAnsi="Times New Roman"/>
-          <w:sz w:val="26"/>
-          <w:szCs w:val="26"/>
-        </w:rPr>
-        <w:t xml:space="preserve">14.4. Không bên nào chịu trách nhiệm về thiệt hại gián tiếp (mất lợi nhuận, gián đoạn sản xuất), trừ khi có thỏa thuận khác: ……</w:t>
+        <w:t xml:space="preserve">14.3. Tổng trách nhiệm của Bên B (phạt và bồi thường) không vượt quá {o_42} % giá hợp đồng, trừ trường hợp cố ý, gian dối, gây thiệt hại tính mạng sức khỏe.</w:t>
+      </w:r>
+    </w:p>
+    <w:p>
+      <w:pPr>
+        <w:spacing w:after="80" w:before="40" w:line="288"/>
+        <w:jc w:val="both"/>
+      </w:pPr>
+      <w:r>
+        <w:rPr>
+          <w:rFonts w:ascii="Times New Roman" w:cs="Times New Roman" w:eastAsia="Times New Roman" w:hAnsi="Times New Roman"/>
+          <w:sz w:val="26"/>
+          <w:szCs w:val="26"/>
+        </w:rPr>
+        <w:t xml:space="preserve">14.4. Không bên nào chịu trách nhiệm về thiệt hại gián tiếp (mất lợi nhuận, gián đoạn sản xuất), trừ khi có thỏa thuận khác: {o_43}</w:t>
       </w:r>
     </w:p>
     <w:p>
@@ -2093,21 +2233,21 @@
           <w:sz w:val="26"/>
           <w:szCs w:val="26"/>
         </w:rPr>
-        <w:t xml:space="preserve">15.4. Nếu sự kiện bất khả kháng kéo dài quá …… (mặc định: 60) ngày liên tục, mỗi bên có quyền chấm dứt hợp đồng bằng văn bản; các bên thanh toán cho nhau phần công việc, hàng hóa đã thực hiện và được nghiệm thu đến thời điểm chấm dứt.</w:t>
-      </w:r>
-    </w:p>
-    <w:p>
-      <w:pPr>
-        <w:spacing w:after="80" w:before="40" w:line="288"/>
-        <w:jc w:val="both"/>
-      </w:pPr>
-      <w:r>
-        <w:rPr>
-          <w:rFonts w:ascii="Times New Roman" w:cs="Times New Roman" w:eastAsia="Times New Roman" w:hAnsi="Times New Roman"/>
-          <w:sz w:val="26"/>
-          <w:szCs w:val="26"/>
-        </w:rPr>
-        <w:t xml:space="preserve">15.5. Khi hoàn cảnh thay đổi cơ bản theo Điều 420 Bộ luật Dân sự (ví dụ: giá vật liệu chính biến động bất thường vượt quá …… % so với thời điểm ký), bên bị ảnh hưởng có quyền đề nghị đàm phán lại phần giá và tiến độ liên quan trong thời hạn hợp lý.</w:t>
+        <w:t xml:space="preserve">15.4. Nếu sự kiện bất khả kháng kéo dài quá {o_44}  ngày liên tục, mỗi bên có quyền chấm dứt hợp đồng bằng văn bản; các bên thanh toán cho nhau phần công việc, hàng hóa đã thực hiện và được nghiệm thu đến thời điểm chấm dứt.</w:t>
+      </w:r>
+    </w:p>
+    <w:p>
+      <w:pPr>
+        <w:spacing w:after="80" w:before="40" w:line="288"/>
+        <w:jc w:val="both"/>
+      </w:pPr>
+      <w:r>
+        <w:rPr>
+          <w:rFonts w:ascii="Times New Roman" w:cs="Times New Roman" w:eastAsia="Times New Roman" w:hAnsi="Times New Roman"/>
+          <w:sz w:val="26"/>
+          <w:szCs w:val="26"/>
+        </w:rPr>
+        <w:t xml:space="preserve">15.5. Khi hoàn cảnh thay đổi cơ bản theo Điều 420 Bộ luật Dân sự (ví dụ: giá vật liệu chính biến động bất thường vượt quá {o_45} % so với thời điểm ký), bên bị ảnh hưởng có quyền đề nghị đàm phán lại phần giá và tiến độ liên quan trong thời hạn hợp lý.</w:t>
       </w:r>
     </w:p>
     <w:p>
@@ -2213,30 +2353,7 @@
         <w:jc w:val="both"/>
       </w:pPr>
       <w:r>
-        <w:rPr>
-          <w:rFonts w:ascii="Times New Roman" w:cs="Times New Roman" w:eastAsia="Times New Roman" w:hAnsi="Times New Roman"/>
-          <w:sz w:val="26"/>
-          <w:szCs w:val="26"/>
-        </w:rPr>
-        <w:t xml:space="preserve">☐ </w:t>
-      </w:r>
-      <w:r>
-        <w:rPr>
-          <w:rFonts w:ascii="Times New Roman" w:cs="Times New Roman" w:eastAsia="Times New Roman" w:hAnsi="Times New Roman"/>
-          <w:b/>
-          <w:bCs/>
-          <w:sz w:val="26"/>
-          <w:szCs w:val="26"/>
-        </w:rPr>
-        <w:t xml:space="preserve">Phương án A:</w:t>
-      </w:r>
-      <w:r>
-        <w:rPr>
-          <w:rFonts w:ascii="Times New Roman" w:cs="Times New Roman" w:eastAsia="Times New Roman" w:hAnsi="Times New Roman"/>
-          <w:sz w:val="26"/>
-          <w:szCs w:val="26"/>
-        </w:rPr>
-        <w:t xml:space="preserve"> Tòa án nhân dân có thẩm quyền theo quy định của pháp luật tố tụng dân sự giải quyết theo quy định của pháp luật Việt Nam.</w:t>
+        <w:t xml:space="preserve">{#pa_3_a}</w:t>
       </w:r>
     </w:p>
     <w:p>
@@ -2255,7 +2372,72 @@
           <w:sz w:val="26"/>
           <w:szCs w:val="26"/>
         </w:rPr>
-        <w:t xml:space="preserve">☐ </w:t>
+        <w:t xml:space="preserve">{pa_3_a_o} </w:t>
+      </w:r>
+      <w:r>
+        <w:rPr>
+          <w:rFonts w:ascii="Times New Roman" w:cs="Times New Roman" w:eastAsia="Times New Roman" w:hAnsi="Times New Roman"/>
+          <w:b/>
+          <w:bCs/>
+          <w:sz w:val="26"/>
+          <w:szCs w:val="26"/>
+        </w:rPr>
+        <w:t xml:space="preserve">Phương án A:</w:t>
+      </w:r>
+      <w:r>
+        <w:rPr>
+          <w:rFonts w:ascii="Times New Roman" w:cs="Times New Roman" w:eastAsia="Times New Roman" w:hAnsi="Times New Roman"/>
+          <w:sz w:val="26"/>
+          <w:szCs w:val="26"/>
+        </w:rPr>
+        <w:t xml:space="preserve"> Tòa án nhân dân có thẩm quyền theo quy định của pháp luật tố tụng dân sự giải quyết theo quy định của pháp luật Việt Nam.</w:t>
+      </w:r>
+    </w:p>
+    <w:p>
+      <w:pPr>
+        <w:pBdr>
+          <w:left w:val="single" w:color="4F81BD" w:sz="18" w:space="6"/>
+        </w:pBdr>
+        <w:shd w:fill="EAF1FB" w:color="auto" w:val="clear"/>
+        <w:spacing w:after="40" w:before="20" w:line="288"/>
+        <w:ind w:left="360"/>
+        <w:jc w:val="both"/>
+      </w:pPr>
+      <w:r>
+        <w:t xml:space="preserve">{/pa_3_a}</w:t>
+      </w:r>
+    </w:p>
+    <w:p>
+      <w:pPr>
+        <w:pBdr>
+          <w:left w:val="single" w:color="4F81BD" w:sz="18" w:space="6"/>
+        </w:pBdr>
+        <w:shd w:fill="EAF1FB" w:color="auto" w:val="clear"/>
+        <w:spacing w:after="40" w:before="20" w:line="288"/>
+        <w:ind w:left="360"/>
+        <w:jc w:val="both"/>
+      </w:pPr>
+      <w:r>
+        <w:t xml:space="preserve">{#pa_3_b}</w:t>
+      </w:r>
+    </w:p>
+    <w:p>
+      <w:pPr>
+        <w:pBdr>
+          <w:left w:val="single" w:color="4F81BD" w:sz="18" w:space="6"/>
+        </w:pBdr>
+        <w:shd w:fill="EAF1FB" w:color="auto" w:val="clear"/>
+        <w:spacing w:after="40" w:before="20" w:line="288"/>
+        <w:ind w:left="360"/>
+        <w:jc w:val="both"/>
+      </w:pPr>
+      <w:r>
+        <w:rPr>
+          <w:rFonts w:ascii="Times New Roman" w:cs="Times New Roman" w:eastAsia="Times New Roman" w:hAnsi="Times New Roman"/>
+          <w:sz w:val="26"/>
+          <w:szCs w:val="26"/>
+        </w:rPr>
+        <w:t xml:space="preserve">{pa_3_b_o} </w:t>
       </w:r>
       <w:r>
         <w:rPr>
@@ -2274,6 +2456,20 @@
           <w:szCs w:val="26"/>
         </w:rPr>
         <w:t xml:space="preserve"> Trung tâm Trọng tài Quốc tế Việt Nam (VIAC) giải quyết theo Quy tắc tố tụng trọng tài của Trung tâm này; phán quyết trọng tài là chung thẩm. Số trọng tài viên: 01; địa điểm: Hà Nội; ngôn ngữ: tiếng Việt.</w:t>
+      </w:r>
+    </w:p>
+    <w:p>
+      <w:pPr>
+        <w:pBdr>
+          <w:left w:val="single" w:color="4F81BD" w:sz="18" w:space="6"/>
+        </w:pBdr>
+        <w:shd w:fill="EAF1FB" w:color="auto" w:val="clear"/>
+        <w:spacing w:after="40" w:before="20" w:line="288"/>
+        <w:ind w:left="360"/>
+        <w:jc w:val="both"/>
+      </w:pPr>
+      <w:r>
+        <w:t xml:space="preserve">{/pa_3_b}</w:t>
       </w:r>
     </w:p>
     <w:p>
@@ -2333,7 +2529,7 @@
           <w:sz w:val="26"/>
           <w:szCs w:val="26"/>
         </w:rPr>
-        <w:t xml:space="preserve">18.2. Nghĩa vụ bảo mật có hiệu lực trong thời gian thực hiện hợp đồng và …… (mặc định: 02) năm sau khi hợp đồng chấm dứt.</w:t>
+        <w:t xml:space="preserve">18.2. Nghĩa vụ bảo mật có hiệu lực trong thời gian thực hiện hợp đồng và {o_46}  năm sau khi hợp đồng chấm dứt.</w:t>
       </w:r>
     </w:p>
     <w:p>
@@ -2379,21 +2575,21 @@
           <w:sz w:val="26"/>
           <w:szCs w:val="26"/>
         </w:rPr>
-        <w:t xml:space="preserve">19.2. Đại diện liên lạc: Bên A: ………………… – ĐT: ………… – Email: …………; Bên B: ………………… – ĐT: ………… – Email: …………</w:t>
-      </w:r>
-    </w:p>
-    <w:p>
-      <w:pPr>
-        <w:spacing w:after="80" w:before="40" w:line="288"/>
-        <w:jc w:val="both"/>
-      </w:pPr>
-      <w:r>
-        <w:rPr>
-          <w:rFonts w:ascii="Times New Roman" w:cs="Times New Roman" w:eastAsia="Times New Roman" w:hAnsi="Times New Roman"/>
-          <w:sz w:val="26"/>
-          <w:szCs w:val="26"/>
-        </w:rPr>
-        <w:t xml:space="preserve">19.3. Tin nhắn qua ứng dụng (Zalo, …) chỉ dùng để trao đổi điều hành, không thay thế văn bản đối với các nội dung về giá, khối lượng phát sinh, tiến độ và chấm dứt hợp đồng.</w:t>
+        <w:t xml:space="preserve">19.2. Đại diện liên lạc: Bên A: {o_47} – ĐT: {o_48} – Email: {o_49}; Bên B: {o_50} – ĐT: {o_51} – Email: {o_52}</w:t>
+      </w:r>
+    </w:p>
+    <w:p>
+      <w:pPr>
+        <w:spacing w:after="80" w:before="40" w:line="288"/>
+        <w:jc w:val="both"/>
+      </w:pPr>
+      <w:r>
+        <w:rPr>
+          <w:rFonts w:ascii="Times New Roman" w:cs="Times New Roman" w:eastAsia="Times New Roman" w:hAnsi="Times New Roman"/>
+          <w:sz w:val="26"/>
+          <w:szCs w:val="26"/>
+        </w:rPr>
+        <w:t xml:space="preserve">19.3. Tin nhắn qua ứng dụng (Zalo, {o_53}) chỉ dùng để trao đổi điều hành, không thay thế văn bản đối với các nội dung về giá, khối lượng phát sinh, tiến độ và chấm dứt hợp đồng.</w:t>
       </w:r>
     </w:p>
     <w:p>
@@ -2425,7 +2621,7 @@
           <w:sz w:val="26"/>
           <w:szCs w:val="26"/>
         </w:rPr>
-        <w:t xml:space="preserve">20.1. Hợp đồng có hiệu lực kể từ [ngày ký / ngày bên có quyền nhận được bảo đảm thực hiện hợp đồng/tiền tạm ứng – chọn một].</w:t>
+        <w:t xml:space="preserve">20.1. Hợp đồng có hiệu lực kể từ {c_2}.</w:t>
       </w:r>
     </w:p>
     <w:p>

--- a/db/seed-assets/contract-templates/NVC/NVC-HD-02_Hop_dong_thiet_ke_thi_cong_EPC.docx
+++ b/db/seed-assets/contract-templates/NVC/NVC-HD-02_Hop_dong_thiet_ke_thi_cong_EPC.docx
@@ -143,7 +143,7 @@
                 <w:sz w:val="24"/>
                 <w:szCs w:val="24"/>
               </w:rPr>
-              <w:t xml:space="preserve">{o_1}, ngày {ngay_ky_ngay} tháng {ngay_ky_thang} năm {ngay_ky_nam}</w:t>
+              <w:t xml:space="preserve">{noi_ky}, ngày {ngay_ky_ngay} tháng {ngay_ky_thang} năm {ngay_ky_nam}</w:t>
             </w:r>
           </w:p>
         </w:tc>
@@ -334,7 +334,7 @@
           <w:sz w:val="26"/>
           <w:szCs w:val="26"/>
         </w:rPr>
-        <w:t xml:space="preserve">Hôm nay, ngày {ngay_ky_ngay} tháng {ngay_ky_thang} năm {ngay_ky_nam}, tại {o_2}, chúng tôi gồm:</w:t>
+        <w:t xml:space="preserve">Hôm nay, ngày {ngay_ky_ngay} tháng {ngay_ky_thang} năm {ngay_ky_nam}, tại {noi_ky}, chúng tôi gồm:</w:t>
       </w:r>
     </w:p>
     <w:p>
@@ -428,7 +428,7 @@
           <w:sz w:val="26"/>
           <w:szCs w:val="26"/>
         </w:rPr>
-        <w:t xml:space="preserve">(Theo Giấy ủy quyền số {o_3} ngày {o_4} – nếu người ký không phải đại diện theo pháp luật)</w:t>
+        <w:t xml:space="preserve">(Theo Giấy ủy quyền số {o_1} ngày {o_2} – nếu người ký không phải đại diện theo pháp luật)</w:t>
       </w:r>
     </w:p>
     <w:p>
@@ -552,7 +552,7 @@
           <w:sz w:val="26"/>
           <w:szCs w:val="26"/>
         </w:rPr>
-        <w:t xml:space="preserve">(Hoặc người được ủy quyền: {o_5} – Chức vụ: {o_6} – theo Giấy ủy quyền số {o_7} ngày {o_8})</w:t>
+        <w:t xml:space="preserve">(Hoặc người được ủy quyền: {o_3} – Chức vụ: {o_4} – theo Giấy ủy quyền số {o_5} ngày {o_6})</w:t>
       </w:r>
     </w:p>
     <w:p>
@@ -631,7 +631,7 @@
           <w:sz w:val="26"/>
           <w:szCs w:val="26"/>
         </w:rPr>
-        <w:t xml:space="preserve">1.2. Bên B chịu trách nhiệm kiểm tra Yêu cầu của Chủ đầu tư trong vòng {o_9} ngày kể từ ngày ký và thông báo các sai sót, mâu thuẫn. Sau thời hạn này, rủi ro do sai sót trong Yêu cầu của Chủ đầu tư mà một nhà thầu có kinh nghiệm có thể phát hiện được thuộc về Bên B, trừ dữ liệu do Bên A cam kết chính xác (số liệu khảo sát địa chất, mốc tọa độ, công suất thiết bị hiện hữu).</w:t>
+        <w:t xml:space="preserve">1.2. Bên B chịu trách nhiệm kiểm tra Yêu cầu của Chủ đầu tư trong vòng {o_7} ngày kể từ ngày ký và thông báo các sai sót, mâu thuẫn. Sau thời hạn này, rủi ro do sai sót trong Yêu cầu của Chủ đầu tư mà một nhà thầu có kinh nghiệm có thể phát hiện được thuộc về Bên B, trừ dữ liệu do Bên A cam kết chính xác (số liệu khảo sát địa chất, mốc tọa độ, công suất thiết bị hiện hữu).</w:t>
       </w:r>
     </w:p>
     <w:p>
@@ -663,7 +663,7 @@
           <w:sz w:val="26"/>
           <w:szCs w:val="26"/>
         </w:rPr>
-        <w:t xml:space="preserve">2.1. Thiết kế: khảo sát bổ sung (nếu cần); thiết kế {o_10} (cơ sở/kỹ thuật/bản vẽ thi công) các bộ môn kiến trúc, kết cấu, cơ điện (MEP), phòng cháy chữa cháy, hạ tầng; dự toán; hồ sơ trình thẩm định/xin phép.</w:t>
+        <w:t xml:space="preserve">2.1. Thiết kế: khảo sát bổ sung (nếu cần); thiết kế {o_8} (cơ sở/kỹ thuật/bản vẽ thi công) các bộ môn kiến trúc, kết cấu, cơ điện (MEP), phòng cháy chữa cháy, hạ tầng; dự toán; hồ sơ trình thẩm định/xin phép.</w:t>
       </w:r>
     </w:p>
     <w:p>
@@ -723,7 +723,7 @@
           <w:sz w:val="26"/>
           <w:szCs w:val="26"/>
         </w:rPr>
-        <w:t xml:space="preserve">2.4. Các công việc khác: thủ tục nghiệm thu phòng cháy chữa cháy, đấu nối hạ tầng {o_11} (ghi rõ bên nào chủ trì): ☐ Bên A ☐ Bên B.</w:t>
+        <w:t xml:space="preserve">2.4. Các công việc khác: thủ tục nghiệm thu phòng cháy chữa cháy, đấu nối hạ tầng {o_9} (ghi rõ bên nào chủ trì): ☐ Bên A ☐ Bên B.</w:t>
       </w:r>
     </w:p>
     <w:p>
@@ -755,7 +755,7 @@
           <w:sz w:val="26"/>
           <w:szCs w:val="26"/>
         </w:rPr>
-        <w:t xml:space="preserve">3.1. Bên B trình hồ sơ thiết kế theo từng giai đoạn. Bên A có ý kiến bằng văn bản trong vòng {o_12}  ngày làm việc kể từ ngày nhận đủ hồ sơ; quá thời hạn không có ý kiến coi như chấp thuận về nguyên tắc.</w:t>
+        <w:t xml:space="preserve">3.1. Bên B trình hồ sơ thiết kế theo từng giai đoạn. Bên A có ý kiến bằng văn bản trong vòng {o_10}  ngày làm việc kể từ ngày nhận đủ hồ sơ; quá thời hạn không có ý kiến coi như chấp thuận về nguyên tắc.</w:t>
       </w:r>
     </w:p>
     <w:p>
@@ -959,7 +959,7 @@
           <w:sz w:val="26"/>
           <w:szCs w:val="26"/>
         </w:rPr>
-        <w:t xml:space="preserve">4.1. Tổng thời gian thực hiện: {o_13} ngày, trong đó: thiết kế {o_14} ngày; cung cấp thiết bị {o_15} ngày; thi công {o_16} ngày; chạy thử, nghiệm thu {o_17} ngày. Tiến độ chi tiết tại </w:t>
+        <w:t xml:space="preserve">4.1. Tổng thời gian thực hiện: {o_11} ngày, trong đó: thiết kế {o_12} ngày; cung cấp thiết bị {o_13} ngày; thi công {o_14} ngày; chạy thử, nghiệm thu {o_15} ngày. Tiến độ chi tiết tại </w:t>
       </w:r>
       <w:r>
         <w:rPr>
@@ -1055,7 +1055,7 @@
           <w:sz w:val="26"/>
           <w:szCs w:val="26"/>
         </w:rPr>
-        <w:t xml:space="preserve"> (Bằng chữ: {gia_tri_bang_chu}), {c_1} thuế GTGT, gồm: chi phí thiết kế {o_18} đồng; chi phí thiết bị {o_19} đồng; chi phí thi công {o_20} đồng; chi phí khác {o_21} đồng.</w:t>
+        <w:t xml:space="preserve"> (Bằng chữ: {gia_tri_bang_chu}), {c_1} thuế GTGT, gồm: chi phí thiết kế {o_16} đồng; chi phí thiết bị {o_17} đồng; chi phí thi công {o_18} đồng; chi phí khác {o_19} đồng.</w:t>
       </w:r>
     </w:p>
     <w:p>
@@ -1304,7 +1304,7 @@
           <w:sz w:val="26"/>
           <w:szCs w:val="26"/>
         </w:rPr>
-        <w:t xml:space="preserve"> cho hạng mục {o_22} (khi chưa đủ dữ liệu để chốt giá).</w:t>
+        <w:t xml:space="preserve"> cho hạng mục {o_20} (khi chưa đủ dữ liệu để chốt giá).</w:t>
       </w:r>
     </w:p>
     <w:p>
@@ -1332,7 +1332,7 @@
           <w:sz w:val="26"/>
           <w:szCs w:val="26"/>
         </w:rPr>
-        <w:t xml:space="preserve">5.3. Khoản tạm tính (Provisional Sum) cho các hạng mục: {o_23} giá trị {o_24} đồng, chỉ được thanh toán theo thực tế khi Bên A chấp thuận.</w:t>
+        <w:t xml:space="preserve">5.3. Khoản tạm tính (Provisional Sum) cho các hạng mục: {o_21} giá trị {o_22} đồng, chỉ được thanh toán theo thực tế khi Bên A chấp thuận.</w:t>
       </w:r>
     </w:p>
     <w:p>
@@ -1364,7 +1364,7 @@
           <w:sz w:val="26"/>
           <w:szCs w:val="26"/>
         </w:rPr>
-        <w:t xml:space="preserve">6.1. Tạm ứng {o_25} % giá hợp đồng (mặc định: 10% – 15%; thiết bị nhập khẩu có thể đến {o_26} % giá trị thiết bị theo tiến độ mở L/C/đặt hàng), thực hiện sau khi Bên B nộp bảo lãnh tạm ứng tương ứng.</w:t>
+        <w:t xml:space="preserve">6.1. Tạm ứng {o_23} % giá hợp đồng (mặc định: 10% – 15%; thiết bị nhập khẩu có thể đến {o_24} % giá trị thiết bị theo tiến độ mở L/C/đặt hàng), thực hiện sau khi Bên B nộp bảo lãnh tạm ứng tương ứng.</w:t>
       </w:r>
     </w:p>
     <w:p>
@@ -1721,7 +1721,7 @@
           <w:sz w:val="26"/>
           <w:szCs w:val="26"/>
         </w:rPr>
-        <w:t xml:space="preserve">7.1. Hồ sơ thanh toán, thời hạn và lãi chậm trả: như Điều 7 Hợp đồng thi công (thanh toán trong vòng {o_27} ngày kể từ ngày nhận đủ hồ sơ hợp lệ; lãi chậm trả {o_28} %/năm).</w:t>
+        <w:t xml:space="preserve">7.1. Hồ sơ thanh toán, thời hạn và lãi chậm trả: như Điều 7 Hợp đồng thi công (thanh toán trong vòng {o_25} ngày kể từ ngày nhận đủ hồ sơ hợp lệ; lãi chậm trả {o_26} %/năm).</w:t>
       </w:r>
     </w:p>
     <w:p>
@@ -1753,7 +1753,7 @@
           <w:sz w:val="26"/>
           <w:szCs w:val="26"/>
         </w:rPr>
-        <w:t xml:space="preserve">8.1. Bên A có quyền yêu cầu thay đổi phạm vi, thiết kế bằng lệnh thay đổi. Bên B đề xuất giá, tiến độ trong vòng {o_29} ngày.</w:t>
+        <w:t xml:space="preserve">8.1. Bên A có quyền yêu cầu thay đổi phạm vi, thiết kế bằng lệnh thay đổi. Bên B đề xuất giá, tiến độ trong vòng {o_27} ngày.</w:t>
       </w:r>
     </w:p>
     <w:p>
@@ -1785,7 +1785,7 @@
           <w:sz w:val="26"/>
           <w:szCs w:val="26"/>
         </w:rPr>
-        <w:t xml:space="preserve"> (value engineering). Phần tiết kiệm được chia: Bên A {o_30} % – Bên B {o_31} %.</w:t>
+        <w:t xml:space="preserve"> (value engineering). Phần tiết kiệm được chia: Bên A {o_28} % – Bên B {o_29} %.</w:t>
       </w:r>
     </w:p>
     <w:p>
@@ -1831,7 +1831,7 @@
           <w:sz w:val="26"/>
           <w:szCs w:val="26"/>
         </w:rPr>
-        <w:t xml:space="preserve">9.1. Bên B nộp bảo lãnh thực hiện hợp đồng {o_32} % giá hợp đồng (từ 2% đến 10%; mặc định 10% với EPC), hiệu lực đến khi nghiệm thu hoàn thành và chuyển sang bảo lãnh bảo hành.</w:t>
+        <w:t xml:space="preserve">9.1. Bên B nộp bảo lãnh thực hiện hợp đồng {o_30} % giá hợp đồng (từ 2% đến 10%; mặc định 10% với EPC), hiệu lực đến khi nghiệm thu hoàn thành và chuyển sang bảo lãnh bảo hành.</w:t>
       </w:r>
     </w:p>
     <w:p>
@@ -1891,7 +1891,7 @@
           <w:sz w:val="26"/>
           <w:szCs w:val="26"/>
         </w:rPr>
-        <w:t xml:space="preserve">10.2. Chỉ tiêu bảo đảm (công suất, tiêu hao {o_33}) nêu tại Phụ lục 05. Không đạt chỉ tiêu: Bên B khắc phục trong {o_34} ngày; nếu vẫn không đạt, chịu khoản thiệt hại định trước {o_35} % giá trị thiết bị cho mỗi 1% công suất thiếu hụt, tối đa {o_36} %.</w:t>
+        <w:t xml:space="preserve">10.2. Chỉ tiêu bảo đảm (công suất, tiêu hao {o_31}) nêu tại Phụ lục 05. Không đạt chỉ tiêu: Bên B khắc phục trong {o_32} ngày; nếu vẫn không đạt, chịu khoản thiệt hại định trước {o_33} % giá trị thiết bị cho mỗi 1% công suất thiếu hụt, tối đa {o_34} %.</w:t>
       </w:r>
     </w:p>
     <w:p>
@@ -2071,21 +2071,21 @@
           <w:sz w:val="26"/>
           <w:szCs w:val="26"/>
         </w:rPr>
-        <w:t xml:space="preserve">13.1. Bảo hành công trình: {o_37} tháng (mặc định 24 tháng với cấp đặc biệt, cấp I; 12 tháng với cấp khác) kể từ ngày nghiệm thu hoàn thành. Thiết bị: theo bảo hành của nhà sản xuất nhưng không ít hơn {o_38} tháng.</w:t>
-      </w:r>
-    </w:p>
-    <w:p>
-      <w:pPr>
-        <w:spacing w:after="80" w:before="40" w:line="288"/>
-        <w:jc w:val="both"/>
-      </w:pPr>
-      <w:r>
-        <w:rPr>
-          <w:rFonts w:ascii="Times New Roman" w:cs="Times New Roman" w:eastAsia="Times New Roman" w:hAnsi="Times New Roman"/>
-          <w:sz w:val="26"/>
-          <w:szCs w:val="26"/>
-        </w:rPr>
-        <w:t xml:space="preserve">13.2. Mức bảo đảm bảo hành: {o_39} % giá hợp đồng (mặc định 3% hoặc 5%), bằng ☐ giữ lại tiền ☐ bảo lãnh ngân hàng.</w:t>
+        <w:t xml:space="preserve">13.1. Bảo hành công trình: {o_35} tháng (mặc định 24 tháng với cấp đặc biệt, cấp I; 12 tháng với cấp khác) kể từ ngày nghiệm thu hoàn thành. Thiết bị: theo bảo hành của nhà sản xuất nhưng không ít hơn {o_36} tháng.</w:t>
+      </w:r>
+    </w:p>
+    <w:p>
+      <w:pPr>
+        <w:spacing w:after="80" w:before="40" w:line="288"/>
+        <w:jc w:val="both"/>
+      </w:pPr>
+      <w:r>
+        <w:rPr>
+          <w:rFonts w:ascii="Times New Roman" w:cs="Times New Roman" w:eastAsia="Times New Roman" w:hAnsi="Times New Roman"/>
+          <w:sz w:val="26"/>
+          <w:szCs w:val="26"/>
+        </w:rPr>
+        <w:t xml:space="preserve">13.2. Mức bảo đảm bảo hành: {o_37} % giá hợp đồng (mặc định 3% hoặc 5%), bằng ☐ giữ lại tiền ☐ bảo lãnh ngân hàng.</w:t>
       </w:r>
     </w:p>
     <w:p>
@@ -2117,7 +2117,7 @@
           <w:sz w:val="26"/>
           <w:szCs w:val="26"/>
         </w:rPr>
-        <w:t xml:space="preserve">14.1. Phạt chậm hoàn thành: {o_40} % giá hợp đồng/ngày (mặc định 0,05%–0,1%), tối đa {o_41} %.</w:t>
+        <w:t xml:space="preserve">14.1. Phạt chậm hoàn thành: {o_38} % giá hợp đồng/ngày (mặc định 0,05%–0,1%), tối đa {o_39} %.</w:t>
       </w:r>
     </w:p>
     <w:p>
@@ -2145,21 +2145,21 @@
           <w:sz w:val="26"/>
           <w:szCs w:val="26"/>
         </w:rPr>
-        <w:t xml:space="preserve">14.3. Tổng trách nhiệm của Bên B (phạt và bồi thường) không vượt quá {o_42} % giá hợp đồng, trừ trường hợp cố ý, gian dối, gây thiệt hại tính mạng sức khỏe.</w:t>
-      </w:r>
-    </w:p>
-    <w:p>
-      <w:pPr>
-        <w:spacing w:after="80" w:before="40" w:line="288"/>
-        <w:jc w:val="both"/>
-      </w:pPr>
-      <w:r>
-        <w:rPr>
-          <w:rFonts w:ascii="Times New Roman" w:cs="Times New Roman" w:eastAsia="Times New Roman" w:hAnsi="Times New Roman"/>
-          <w:sz w:val="26"/>
-          <w:szCs w:val="26"/>
-        </w:rPr>
-        <w:t xml:space="preserve">14.4. Không bên nào chịu trách nhiệm về thiệt hại gián tiếp (mất lợi nhuận, gián đoạn sản xuất), trừ khi có thỏa thuận khác: {o_43}</w:t>
+        <w:t xml:space="preserve">14.3. Tổng trách nhiệm của Bên B (phạt và bồi thường) không vượt quá {o_40} % giá hợp đồng, trừ trường hợp cố ý, gian dối, gây thiệt hại tính mạng sức khỏe.</w:t>
+      </w:r>
+    </w:p>
+    <w:p>
+      <w:pPr>
+        <w:spacing w:after="80" w:before="40" w:line="288"/>
+        <w:jc w:val="both"/>
+      </w:pPr>
+      <w:r>
+        <w:rPr>
+          <w:rFonts w:ascii="Times New Roman" w:cs="Times New Roman" w:eastAsia="Times New Roman" w:hAnsi="Times New Roman"/>
+          <w:sz w:val="26"/>
+          <w:szCs w:val="26"/>
+        </w:rPr>
+        <w:t xml:space="preserve">14.4. Không bên nào chịu trách nhiệm về thiệt hại gián tiếp (mất lợi nhuận, gián đoạn sản xuất), trừ khi có thỏa thuận khác: {o_41}</w:t>
       </w:r>
     </w:p>
     <w:p>
@@ -2233,21 +2233,21 @@
           <w:sz w:val="26"/>
           <w:szCs w:val="26"/>
         </w:rPr>
-        <w:t xml:space="preserve">15.4. Nếu sự kiện bất khả kháng kéo dài quá {o_44}  ngày liên tục, mỗi bên có quyền chấm dứt hợp đồng bằng văn bản; các bên thanh toán cho nhau phần công việc, hàng hóa đã thực hiện và được nghiệm thu đến thời điểm chấm dứt.</w:t>
-      </w:r>
-    </w:p>
-    <w:p>
-      <w:pPr>
-        <w:spacing w:after="80" w:before="40" w:line="288"/>
-        <w:jc w:val="both"/>
-      </w:pPr>
-      <w:r>
-        <w:rPr>
-          <w:rFonts w:ascii="Times New Roman" w:cs="Times New Roman" w:eastAsia="Times New Roman" w:hAnsi="Times New Roman"/>
-          <w:sz w:val="26"/>
-          <w:szCs w:val="26"/>
-        </w:rPr>
-        <w:t xml:space="preserve">15.5. Khi hoàn cảnh thay đổi cơ bản theo Điều 420 Bộ luật Dân sự (ví dụ: giá vật liệu chính biến động bất thường vượt quá {o_45} % so với thời điểm ký), bên bị ảnh hưởng có quyền đề nghị đàm phán lại phần giá và tiến độ liên quan trong thời hạn hợp lý.</w:t>
+        <w:t xml:space="preserve">15.4. Nếu sự kiện bất khả kháng kéo dài quá {o_42}  ngày liên tục, mỗi bên có quyền chấm dứt hợp đồng bằng văn bản; các bên thanh toán cho nhau phần công việc, hàng hóa đã thực hiện và được nghiệm thu đến thời điểm chấm dứt.</w:t>
+      </w:r>
+    </w:p>
+    <w:p>
+      <w:pPr>
+        <w:spacing w:after="80" w:before="40" w:line="288"/>
+        <w:jc w:val="both"/>
+      </w:pPr>
+      <w:r>
+        <w:rPr>
+          <w:rFonts w:ascii="Times New Roman" w:cs="Times New Roman" w:eastAsia="Times New Roman" w:hAnsi="Times New Roman"/>
+          <w:sz w:val="26"/>
+          <w:szCs w:val="26"/>
+        </w:rPr>
+        <w:t xml:space="preserve">15.5. Khi hoàn cảnh thay đổi cơ bản theo Điều 420 Bộ luật Dân sự (ví dụ: giá vật liệu chính biến động bất thường vượt quá {o_43} % so với thời điểm ký), bên bị ảnh hưởng có quyền đề nghị đàm phán lại phần giá và tiến độ liên quan trong thời hạn hợp lý.</w:t>
       </w:r>
     </w:p>
     <w:p>
@@ -2529,7 +2529,7 @@
           <w:sz w:val="26"/>
           <w:szCs w:val="26"/>
         </w:rPr>
-        <w:t xml:space="preserve">18.2. Nghĩa vụ bảo mật có hiệu lực trong thời gian thực hiện hợp đồng và {o_46}  năm sau khi hợp đồng chấm dứt.</w:t>
+        <w:t xml:space="preserve">18.2. Nghĩa vụ bảo mật có hiệu lực trong thời gian thực hiện hợp đồng và {o_44}  năm sau khi hợp đồng chấm dứt.</w:t>
       </w:r>
     </w:p>
     <w:p>
@@ -2575,21 +2575,21 @@
           <w:sz w:val="26"/>
           <w:szCs w:val="26"/>
         </w:rPr>
-        <w:t xml:space="preserve">19.2. Đại diện liên lạc: Bên A: {o_47} – ĐT: {o_48} – Email: {o_49}; Bên B: {o_50} – ĐT: {o_51} – Email: {o_52}</w:t>
-      </w:r>
-    </w:p>
-    <w:p>
-      <w:pPr>
-        <w:spacing w:after="80" w:before="40" w:line="288"/>
-        <w:jc w:val="both"/>
-      </w:pPr>
-      <w:r>
-        <w:rPr>
-          <w:rFonts w:ascii="Times New Roman" w:cs="Times New Roman" w:eastAsia="Times New Roman" w:hAnsi="Times New Roman"/>
-          <w:sz w:val="26"/>
-          <w:szCs w:val="26"/>
-        </w:rPr>
-        <w:t xml:space="preserve">19.3. Tin nhắn qua ứng dụng (Zalo, {o_53}) chỉ dùng để trao đổi điều hành, không thay thế văn bản đối với các nội dung về giá, khối lượng phát sinh, tiến độ và chấm dứt hợp đồng.</w:t>
+        <w:t xml:space="preserve">19.2. Đại diện liên lạc: Bên A: {o_45} – ĐT: {o_46} – Email: {o_47}; Bên B: {o_48} – ĐT: {o_49} – Email: {o_50}</w:t>
+      </w:r>
+    </w:p>
+    <w:p>
+      <w:pPr>
+        <w:spacing w:after="80" w:before="40" w:line="288"/>
+        <w:jc w:val="both"/>
+      </w:pPr>
+      <w:r>
+        <w:rPr>
+          <w:rFonts w:ascii="Times New Roman" w:cs="Times New Roman" w:eastAsia="Times New Roman" w:hAnsi="Times New Roman"/>
+          <w:sz w:val="26"/>
+          <w:szCs w:val="26"/>
+        </w:rPr>
+        <w:t xml:space="preserve">19.3. Tin nhắn qua ứng dụng (Zalo, {o_51}) chỉ dùng để trao đổi điều hành, không thay thế văn bản đối với các nội dung về giá, khối lượng phát sinh, tiến độ và chấm dứt hợp đồng.</w:t>
       </w:r>
     </w:p>
     <w:p>
